--- a/07_SCI_TUST/Chapter00_總綱/_backup_260722/00_題目賣點材料.docx
+++ b/07_SCI_TUST/Chapter00_總綱/_backup_260722/00_題目賣點材料.docx
@@ -9,7 +9,7 @@
           <w:b/>
           <w:sz w:val="32"/>
         </w:rPr>
-        <w:t>文章題目、賣點、材料（框架首頁 v1，2026-07-18）</w:t>
+        <w:t>文章題目、賣點、材料（框架首頁 v3，2026-07-22；56 篇精讀後重寫）</w:t>
       </w:r>
     </w:p>
     <w:p>
@@ -19,7 +19,59 @@
           <w:b w:val="0"/>
           <w:sz w:val="22"/>
         </w:rPr>
-        <w:t>說明：本頁為全文之錨，仿 IJRMMS 前作的框架首頁迭代法——此頁穩定前不動正文。請直接在 Word 中批改、圈選、加註。</w:t>
+        <w:t>本版依全庫 56 篇逐篇精讀之數據重寫（統計見 refs/reading_notes/_SYN_title_anatomy.md）。文書規則自本版起落地：段落末黃底重點、引用文獻藍字、</w:t>
+      </w:r>
+      <w:r>
+        <w:rPr>
+          <w:rFonts w:ascii="Times New Roman" w:hAnsi="Times New Roman" w:eastAsia="標楷體"/>
+          <w:b w:val="0"/>
+          <w:color w:val="C00000"/>
+          <w:sz w:val="22"/>
+        </w:rPr>
+        <w:t>圖XX</w:t>
+      </w:r>
+      <w:r>
+        <w:rPr>
+          <w:rFonts w:ascii="Times New Roman" w:hAnsi="Times New Roman" w:eastAsia="標楷體"/>
+          <w:b w:val="0"/>
+          <w:sz w:val="22"/>
+        </w:rPr>
+        <w:t xml:space="preserve"> 紅字、</w:t>
+      </w:r>
+      <w:r>
+        <w:rPr>
+          <w:rFonts w:ascii="Times New Roman" w:hAnsi="Times New Roman" w:eastAsia="標楷體"/>
+          <w:b w:val="0"/>
+          <w:color w:val="008040"/>
+          <w:sz w:val="22"/>
+        </w:rPr>
+        <w:t>表XX</w:t>
+      </w:r>
+      <w:r>
+        <w:rPr>
+          <w:rFonts w:ascii="Times New Roman" w:hAnsi="Times New Roman" w:eastAsia="標楷體"/>
+          <w:b w:val="0"/>
+          <w:sz w:val="22"/>
+        </w:rPr>
+        <w:t xml:space="preserve"> 綠字。</w:t>
+      </w:r>
+      <w:r>
+        <w:rPr>
+          <w:rFonts w:ascii="Times New Roman" w:hAnsi="Times New Roman" w:eastAsia="標楷體"/>
+          <w:b w:val="0"/>
+          <w:sz w:val="22"/>
+        </w:rPr>
+        <w:t xml:space="preserve">　</w:t>
+      </w:r>
+      <w:r>
+        <w:rPr>
+          <w:rFonts w:ascii="Times New Roman" w:hAnsi="Times New Roman" w:eastAsia="標楷體"/>
+          <w:b w:val="0"/>
+          <w:color w:val="000000"/>
+          <w:sz w:val="20"/>
+          <w:highlight w:val="yellow"/>
+        </w:rPr>
+        <w:t>【重點：本頁=全文之錨；此頁不穩不動正文】</w:t>
       </w:r>
     </w:p>
     <w:p>
@@ -29,7 +81,7 @@
           <w:b/>
           <w:sz w:val="28"/>
         </w:rPr>
-        <w:t>一、題目（v2，Wade 07-19 裁示後修正：案例＋機制入題，方法字全退回賣點層）</w:t>
+        <w:t>一、題目（定版建議＝混血案；56 題解剖數據支撐）</w:t>
       </w:r>
     </w:p>
     <w:p>
@@ -37,9 +89,61 @@
         <w:rPr>
           <w:rFonts w:ascii="Times New Roman" w:hAnsi="Times New Roman" w:eastAsia="標楷體"/>
           <w:b w:val="0"/>
+          <w:sz w:val="24"/>
+        </w:rPr>
+        <w:t xml:space="preserve">數據事實：我們的賽道（營運隧道病害×機制歸因）11/11 題目零方法詞；案例匿名化 30/31（“an operating tunnel” 式）；“under+水文驅動” 有同刊直接前例 </w:t>
+      </w:r>
+      <w:r>
+        <w:rPr>
+          <w:rFonts w:ascii="Times New Roman" w:hAnsi="Times New Roman" w:eastAsia="標楷體"/>
+          <w:b w:val="0"/>
+          <w:color w:val="1F4EC8"/>
+          <w:sz w:val="24"/>
+        </w:rPr>
+        <w:t>(Sun et al., 2023)</w:t>
+      </w:r>
+      <w:r>
+        <w:rPr>
+          <w:rFonts w:ascii="Times New Roman" w:hAnsi="Times New Roman" w:eastAsia="標楷體"/>
+          <w:b w:val="0"/>
+          <w:sz w:val="24"/>
+        </w:rPr>
+        <w:t xml:space="preserve">；“crack evolution” 承接 </w:t>
+      </w:r>
+      <w:r>
+        <w:rPr>
+          <w:rFonts w:ascii="Times New Roman" w:hAnsi="Times New Roman" w:eastAsia="標楷體"/>
+          <w:b w:val="0"/>
+          <w:color w:val="1F4EC8"/>
+          <w:sz w:val="24"/>
+        </w:rPr>
+        <w:t>(Chiu et al., 2017)</w:t>
+      </w:r>
+      <w:r>
+        <w:rPr>
+          <w:rFonts w:ascii="Times New Roman" w:hAnsi="Times New Roman" w:eastAsia="標楷體"/>
+          <w:b w:val="0"/>
+          <w:sz w:val="24"/>
+        </w:rPr>
+        <w:t xml:space="preserve"> 系譜（被引 94）。</w:t>
+      </w:r>
+      <w:r>
+        <w:rPr>
+          <w:rFonts w:ascii="Times New Roman" w:hAnsi="Times New Roman" w:eastAsia="標楷體"/>
+          <w:b w:val="0"/>
+          <w:sz w:val="24"/>
+        </w:rPr>
+        <w:t xml:space="preserve">　</w:t>
+      </w:r>
+      <w:r>
+        <w:rPr>
+          <w:rFonts w:ascii="Times New Roman" w:hAnsi="Times New Roman" w:eastAsia="標楷體"/>
+          <w:b w:val="0"/>
+          <w:color w:val="000000"/>
           <w:sz w:val="22"/>
+          <w:highlight w:val="yellow"/>
         </w:rPr>
-        <w:t>構式範本＝團隊自家 Q1：Chiu, Lee &amp; Wang (2017, TUST, 被引94)「Lining crack evolution of an operational tunnel influenced by slope instability」＝【現象+案例】influenced by【原因】，零方法字。</w:t>
+        <w:t>【重點：賽道慣例：題目零方法詞、案例匿名、方法退居賣點層】</w:t>
       </w:r>
     </w:p>
     <w:p>
@@ -49,7 +153,20 @@
           <w:b/>
           <w:sz w:val="24"/>
         </w:rPr>
-        <w:t>N-A（系列構式直接繼承，換驅動源——首選）：</w:t>
+        <w:t>首選（評分 22/25）：</w:t>
+      </w:r>
+    </w:p>
+    <w:p>
+      <w:pPr>
+        <w:ind w:left="360"/>
+      </w:pPr>
+      <w:r>
+        <w:rPr>
+          <w:rFonts w:ascii="Times New Roman" w:hAnsi="Times New Roman" w:eastAsia="標楷體"/>
+          <w:b/>
+          <w:sz w:val="24"/>
+        </w:rPr>
+        <w:t>Lining crack evolution of an operating mountain railway tunnel under cyclic groundwater fluctuation: intermittent time-dependent deformation as the driving mechanism</w:t>
       </w:r>
     </w:p>
     <w:p>
@@ -62,7 +179,7 @@
           <w:b w:val="0"/>
           <w:sz w:val="24"/>
         </w:rPr>
-        <w:t>Lining crack evolution of an operating mountain railway tunnel influenced by cyclic groundwater fluctuation</w:t>
+        <w:t>營運山岳鐵路隧道襯砌裂縫在地下水位循環下之演化：以滯動依時變形為驅動機制</w:t>
       </w:r>
     </w:p>
     <w:p>
@@ -73,9 +190,61 @@
         <w:rPr>
           <w:rFonts w:ascii="Times New Roman" w:hAnsi="Times New Roman" w:eastAsia="標楷體"/>
           <w:b w:val="0"/>
-          <w:sz w:val="24"/>
+          <w:sz w:val="22"/>
         </w:rPr>
-        <w:t>營運山岳鐵路隧道襯砌裂縫受地下水位循環升降影響之演化</w:t>
+        <w:t xml:space="preserve">主標繼承 </w:t>
+      </w:r>
+      <w:r>
+        <w:rPr>
+          <w:rFonts w:ascii="Times New Roman" w:hAnsi="Times New Roman" w:eastAsia="標楷體"/>
+          <w:b w:val="0"/>
+          <w:color w:val="1F4EC8"/>
+          <w:sz w:val="22"/>
+        </w:rPr>
+        <w:t>(Chiu et al., 2017)</w:t>
+      </w:r>
+      <w:r>
+        <w:rPr>
+          <w:rFonts w:ascii="Times New Roman" w:hAnsi="Times New Roman" w:eastAsia="標楷體"/>
+          <w:b w:val="0"/>
+          <w:sz w:val="22"/>
+        </w:rPr>
+        <w:t xml:space="preserve"> 的「crack evolution of an operational tunnel」構式（續作訊號）；副標把 intermittent time-dependent deformation 佔位入題、跨刊承接前作</w:t>
+      </w:r>
+      <w:r>
+        <w:rPr>
+          <w:rFonts w:ascii="Times New Roman" w:hAnsi="Times New Roman" w:eastAsia="標楷體"/>
+          <w:b w:val="0"/>
+          <w:color w:val="1F4EC8"/>
+          <w:sz w:val="22"/>
+        </w:rPr>
+        <w:t>(Tsai et al., in review)</w:t>
+      </w:r>
+      <w:r>
+        <w:rPr>
+          <w:rFonts w:ascii="Times New Roman" w:hAnsi="Times New Roman" w:eastAsia="標楷體"/>
+          <w:b w:val="0"/>
+          <w:sz w:val="22"/>
+        </w:rPr>
+        <w:t xml:space="preserve"> 術語——一題同時鎖兩條團隊系譜。</w:t>
+      </w:r>
+      <w:r>
+        <w:rPr>
+          <w:rFonts w:ascii="Times New Roman" w:hAnsi="Times New Roman" w:eastAsia="標楷體"/>
+          <w:b w:val="0"/>
+          <w:sz w:val="22"/>
+        </w:rPr>
+        <w:t xml:space="preserve">　</w:t>
+      </w:r>
+      <w:r>
+        <w:rPr>
+          <w:rFonts w:ascii="Times New Roman" w:hAnsi="Times New Roman" w:eastAsia="標楷體"/>
+          <w:b w:val="0"/>
+          <w:color w:val="000000"/>
+          <w:sz w:val="20"/>
+          <w:highlight w:val="yellow"/>
+        </w:rPr>
+        <w:t>【重點：一題鎖雙系譜：2017 案例線＋前作理論線】</w:t>
       </w:r>
     </w:p>
     <w:p>
@@ -86,19 +255,9 @@
         <w:rPr>
           <w:rFonts w:ascii="Times New Roman" w:hAnsi="Times New Roman" w:eastAsia="標楷體"/>
           <w:b w:val="0"/>
-          <w:sz w:val="21"/>
+          <w:sz w:val="22"/>
         </w:rPr>
-        <w:t>與 2017 前作形成明確系列感（slope instability → cyclic groundwater fluctuation）。</w:t>
-      </w:r>
-    </w:p>
-    <w:p>
-      <w:r>
-        <w:rPr>
-          <w:rFonts w:ascii="Times New Roman" w:hAnsi="Times New Roman" w:eastAsia="標楷體"/>
-          <w:b/>
-          <w:sz w:val="24"/>
-        </w:rPr>
-        <w:t>N-B（機制入題，接前作「滯動」術語＝理論＋案例雙系列繼承）：</w:t>
+        <w:t>備案 A（安全牌，若機制證據鏈不足以撐單因歸因）：Lining crack evolution of an operating mountain railway tunnel influenced by cyclic groundwater fluctuation</w:t>
       </w:r>
     </w:p>
     <w:p>
@@ -109,51 +268,12 @@
         <w:rPr>
           <w:rFonts w:ascii="Times New Roman" w:hAnsi="Times New Roman" w:eastAsia="標楷體"/>
           <w:b w:val="0"/>
-          <w:sz w:val="24"/>
+          <w:sz w:val="22"/>
         </w:rPr>
-        <w:t>Lining cracking of an operating mountain railway tunnel driven by groundwater-fluctuation-induced intermittent time-dependent deformation</w:t>
+        <w:t>備案 B（審稿疑慮時副標降級）：副標改 the role of intermittent time-dependent deformation（弱化為角色探討；不建議先自弱）。</w:t>
       </w:r>
     </w:p>
     <w:p>
-      <w:pPr>
-        <w:ind w:left="360"/>
-      </w:pPr>
-      <w:r>
-        <w:rPr>
-          <w:rFonts w:ascii="Times New Roman" w:hAnsi="Times New Roman" w:eastAsia="標楷體"/>
-          <w:b w:val="0"/>
-          <w:sz w:val="24"/>
-        </w:rPr>
-        <w:t>地下水位升降引致滯動（起閉）依時變形驅動之營運山岳鐵路隧道襯砌開裂</w:t>
-      </w:r>
-    </w:p>
-    <w:p>
-      <w:r>
-        <w:rPr>
-          <w:rFonts w:ascii="Times New Roman" w:hAnsi="Times New Roman" w:eastAsia="標楷體"/>
-          <w:b/>
-          <w:sz w:val="24"/>
-        </w:rPr>
-        <w:t>N-C（現象前置＋機制副標）：</w:t>
-      </w:r>
-    </w:p>
-    <w:p>
-      <w:pPr>
-        <w:ind w:left="360"/>
-      </w:pPr>
-      <w:r>
-        <w:rPr>
-          <w:rFonts w:ascii="Times New Roman" w:hAnsi="Times New Roman" w:eastAsia="標楷體"/>
-          <w:b w:val="0"/>
-          <w:sz w:val="24"/>
-        </w:rPr>
-        <w:t>Lining crack evolution in an operating mountain railway tunnel under cyclic groundwater fluctuation: intermittent time-dependent deformation as the driving mechanism</w:t>
-      </w:r>
-    </w:p>
-    <w:p>
-      <w:pPr>
-        <w:spacing w:after="240"/>
-      </w:pPr>
       <w:r>
         <w:rPr>
           <w:rFonts w:ascii="Times New Roman" w:hAnsi="Times New Roman" w:eastAsia="標楷體"/>
@@ -169,7 +289,7 @@
           <w:b w:val="0"/>
           <w:sz w:val="24"/>
         </w:rPr>
-        <w:t>N-A / N-B / N-C？（我推 N-A：最短、系列感最強；56 篇 Q1 題目解剖統計出爐後會附驗證數據）</w:t>
+        <w:t>題目定版：首選混血案／備案 A？（N-B 淘汰：三連字複合詞、56 篇樣本零前例）</w:t>
       </w:r>
     </w:p>
     <w:p>
@@ -179,7 +299,7 @@
           <w:b/>
           <w:sz w:val="28"/>
         </w:rPr>
-        <w:t>二、賣點（5 項，按主打順序）</w:t>
+        <w:t>二、賣點（v2 重排：案例×機制＝故事主軸，方法＝差異化手段）</w:t>
       </w:r>
     </w:p>
     <w:p>
@@ -192,7 +312,42 @@
           <w:b w:val="0"/>
           <w:sz w:val="24"/>
         </w:rPr>
-        <w:t>賣點 1：跨尺度因果鏈完整量化：地下水年循環（坡地尺度）→近場滲流→門檻滯動潛變→襯砌離散開裂（單一裂縫級）；三尺度巢狀地質模型錨定＋一致性資料傳遞。文獻中隧道–邊坡互制幾乎全為地震題（Xin 2024; Tian 2026, 皆 TUST），水文驅動跨尺度鏈為空白。</w:t>
+        <w:t>賣點 1｜案例資產之唯一性：營運中文化資產鐵道隧道×十年病徵時序複合監測鏈（LiDAR 全斷面兩期、三期異狀展開圖、裂縫計持續緩剪紀錄、修復履歷、水位計年擺幅）。戰法＝</w:t>
+      </w:r>
+      <w:r>
+        <w:rPr>
+          <w:rFonts w:ascii="Times New Roman" w:hAnsi="Times New Roman" w:eastAsia="標楷體"/>
+          <w:b w:val="0"/>
+          <w:color w:val="1F4EC8"/>
+          <w:sz w:val="24"/>
+        </w:rPr>
+        <w:t>(Chiu et al., 2017)</w:t>
+      </w:r>
+      <w:r>
+        <w:rPr>
+          <w:rFonts w:ascii="Times New Roman" w:hAnsi="Times New Roman" w:eastAsia="標楷體"/>
+          <w:b w:val="0"/>
+          <w:sz w:val="24"/>
+        </w:rPr>
+        <w:t xml:space="preserve"> 的稀缺性反轉：長期裂縫時序紀錄極少見，n=1 翻成資料價值。</w:t>
+      </w:r>
+      <w:r>
+        <w:rPr>
+          <w:rFonts w:ascii="Times New Roman" w:hAnsi="Times New Roman" w:eastAsia="標楷體"/>
+          <w:b w:val="0"/>
+          <w:sz w:val="24"/>
+        </w:rPr>
+        <w:t xml:space="preserve">　</w:t>
+      </w:r>
+      <w:r>
+        <w:rPr>
+          <w:rFonts w:ascii="Times New Roman" w:hAnsi="Times New Roman" w:eastAsia="標楷體"/>
+          <w:b w:val="0"/>
+          <w:color w:val="000000"/>
+          <w:sz w:val="22"/>
+          <w:highlight w:val="yellow"/>
+        </w:rPr>
+        <w:t>【重點：故事主角是案例，不是模型】</w:t>
       </w:r>
     </w:p>
     <w:p>
@@ -205,7 +360,42 @@
           <w:b w:val="0"/>
           <w:sz w:val="24"/>
         </w:rPr>
-        <w:t>賣點 2：滯動機制之襯砌尺度延伸：前作（IJRMMS, in review）建立圍岩尺度滯動理論，本文推進到「滯動→襯砌損傷節律」：雨峰爆發 A_wet=7.0、退水凍結 A_frz=0.0046、濕窗貢獻 91% 損傷。</w:t>
+        <w:t xml:space="preserve">賣點 2｜機制主張＝滯動起閉的襯砌尺度延伸：前作 </w:t>
+      </w:r>
+      <w:r>
+        <w:rPr>
+          <w:rFonts w:ascii="Times New Roman" w:hAnsi="Times New Roman" w:eastAsia="標楷體"/>
+          <w:b w:val="0"/>
+          <w:color w:val="1F4EC8"/>
+          <w:sz w:val="24"/>
+        </w:rPr>
+        <w:t>(Tsai et al., in review)</w:t>
+      </w:r>
+      <w:r>
+        <w:rPr>
+          <w:rFonts w:ascii="Times New Roman" w:hAnsi="Times New Roman" w:eastAsia="標楷體"/>
+          <w:b w:val="0"/>
+          <w:sz w:val="24"/>
+        </w:rPr>
+        <w:t xml:space="preserve"> 建立圍岩尺度滯動理論，本文推進到「水位相位控制襯砌損傷節律」：雨峰爆發 A_wet=7.0、退水凍結 A_frz=0.0046、濕窗貢獻 91% 損傷增量。</w:t>
+      </w:r>
+      <w:r>
+        <w:rPr>
+          <w:rFonts w:ascii="Times New Roman" w:hAnsi="Times New Roman" w:eastAsia="標楷體"/>
+          <w:b w:val="0"/>
+          <w:sz w:val="24"/>
+        </w:rPr>
+        <w:t xml:space="preserve">　</w:t>
+      </w:r>
+      <w:r>
+        <w:rPr>
+          <w:rFonts w:ascii="Times New Roman" w:hAnsi="Times New Roman" w:eastAsia="標楷體"/>
+          <w:b w:val="0"/>
+          <w:color w:val="000000"/>
+          <w:sz w:val="22"/>
+          <w:highlight w:val="yellow"/>
+        </w:rPr>
+        <w:t>【重點：機制詞已入題＝佔位】</w:t>
       </w:r>
     </w:p>
     <w:p>
@@ -218,7 +408,25 @@
           <w:b w:val="0"/>
           <w:sz w:val="24"/>
         </w:rPr>
-        <w:t>賣點 3：BPM 離散襯砌之裂縫型態學：2.08M 鍵結無配筋 RC 襯砌，重現裂縫帶狀分區＋三軌型態分類，並與現地 LiDAR 展開圖同座標對照。</w:t>
+        <w:t>賣點 3｜方法特色一：三維工程地質模型錨定之跨尺度傳遞鏈（坡地→隧道→襯砌；340 m 鑽探＋室內試驗給參數出處；Kabsch 剛體扣除＋應變一致性檢核）。</w:t>
+      </w:r>
+      <w:r>
+        <w:rPr>
+          <w:rFonts w:ascii="Times New Roman" w:hAnsi="Times New Roman" w:eastAsia="標楷體"/>
+          <w:b w:val="0"/>
+          <w:sz w:val="24"/>
+        </w:rPr>
+        <w:t xml:space="preserve">　</w:t>
+      </w:r>
+      <w:r>
+        <w:rPr>
+          <w:rFonts w:ascii="Times New Roman" w:hAnsi="Times New Roman" w:eastAsia="標楷體"/>
+          <w:b w:val="0"/>
+          <w:color w:val="000000"/>
+          <w:sz w:val="22"/>
+          <w:highlight w:val="yellow"/>
+        </w:rPr>
+        <w:t>【重點：地質模型是出處不是背景】</w:t>
       </w:r>
     </w:p>
     <w:p>
@@ -231,7 +439,59 @@
           <w:b w:val="0"/>
           <w:sz w:val="24"/>
         </w:rPr>
-        <w:t>賣點 4：雙向損傷回饋初探（放討論章）：D(s,y)→E 割線勁度回饋之 5 天交替分區耦合，day-130 損傷達單向 2.83×；力回饋過定性論證（Picard 發散實證）本身即方法貢獻。</w:t>
+        <w:t xml:space="preserve">賣點 4｜方法特色二：BPM 離散襯砌之裂縫型態學（2.08M 鍵結、三軌分類環/斜/縱，與現地展開圖同座標對照）。最近前例 </w:t>
+      </w:r>
+      <w:r>
+        <w:rPr>
+          <w:rFonts w:ascii="Times New Roman" w:hAnsi="Times New Roman" w:eastAsia="標楷體"/>
+          <w:b w:val="0"/>
+          <w:color w:val="1F4EC8"/>
+          <w:sz w:val="24"/>
+        </w:rPr>
+        <w:t>(Liu et al., 2023)</w:t>
+      </w:r>
+      <w:r>
+        <w:rPr>
+          <w:rFonts w:ascii="Times New Roman" w:hAnsi="Times New Roman" w:eastAsia="標楷體"/>
+          <w:b w:val="0"/>
+          <w:sz w:val="24"/>
+        </w:rPr>
+        <w:t xml:space="preserve"> 僅及材料缺陷單調載重、</w:t>
+      </w:r>
+      <w:r>
+        <w:rPr>
+          <w:rFonts w:ascii="Times New Roman" w:hAnsi="Times New Roman" w:eastAsia="標楷體"/>
+          <w:b w:val="0"/>
+          <w:color w:val="1F4EC8"/>
+          <w:sz w:val="24"/>
+        </w:rPr>
+        <w:t>(Zheng et al., 2024)</w:t>
+      </w:r>
+      <w:r>
+        <w:rPr>
+          <w:rFonts w:ascii="Times New Roman" w:hAnsi="Times New Roman" w:eastAsia="標楷體"/>
+          <w:b w:val="0"/>
+          <w:sz w:val="24"/>
+        </w:rPr>
+        <w:t xml:space="preserve"> 僅及潛變無水；水文循環驅動之離散襯砌損傷無人做過。</w:t>
+      </w:r>
+      <w:r>
+        <w:rPr>
+          <w:rFonts w:ascii="Times New Roman" w:hAnsi="Times New Roman" w:eastAsia="標楷體"/>
+          <w:b w:val="0"/>
+          <w:sz w:val="24"/>
+        </w:rPr>
+        <w:t xml:space="preserve">　</w:t>
+      </w:r>
+      <w:r>
+        <w:rPr>
+          <w:rFonts w:ascii="Times New Roman" w:hAnsi="Times New Roman" w:eastAsia="標楷體"/>
+          <w:b w:val="0"/>
+          <w:color w:val="000000"/>
+          <w:sz w:val="22"/>
+          <w:highlight w:val="yellow"/>
+        </w:rPr>
+        <w:t>【重點：離散襯砌×水循環＝文獻空格】</w:t>
       </w:r>
     </w:p>
     <w:p>
@@ -244,13 +504,28 @@
           <w:b w:val="0"/>
           <w:sz w:val="24"/>
         </w:rPr>
-        <w:t>賣點 5：維養決策視角（TUST 甜蜜點）：真實營運隧道＋分級調查制度＋水位監測 → 「地下水位管理＝襯砌損傷管理」。</w:t>
+        <w:t>賣點 5｜方法特色三＋工程收尾：D→E 損傷回饋初探（day-130 損傷達單向 2.83×，放討論章）＋「地下水位管理＝襯砌損傷管理」之維養含義（TUST maintenance 範疇甜蜜點）。</w:t>
+      </w:r>
+      <w:r>
+        <w:rPr>
+          <w:rFonts w:ascii="Times New Roman" w:hAnsi="Times New Roman" w:eastAsia="標楷體"/>
+          <w:b w:val="0"/>
+          <w:sz w:val="24"/>
+        </w:rPr>
+        <w:t xml:space="preserve">　</w:t>
+      </w:r>
+      <w:r>
+        <w:rPr>
+          <w:rFonts w:ascii="Times New Roman" w:hAnsi="Times New Roman" w:eastAsia="標楷體"/>
+          <w:b w:val="0"/>
+          <w:color w:val="000000"/>
+          <w:sz w:val="22"/>
+          <w:highlight w:val="yellow"/>
+        </w:rPr>
+        <w:t>【重點：回饋當討論不當主菜；工程含義收尾】</w:t>
       </w:r>
     </w:p>
     <w:p>
-      <w:pPr>
-        <w:spacing w:after="240"/>
-      </w:pPr>
       <w:r>
         <w:rPr>
           <w:rFonts w:ascii="Times New Roman" w:hAnsi="Times New Roman" w:eastAsia="標楷體"/>
@@ -266,7 +541,7 @@
           <w:b w:val="0"/>
           <w:sz w:val="24"/>
         </w:rPr>
-        <w:t>五條賣點之措辭與排序？（前作經驗：賣點是被改最多次的元素，請大方下刀）</w:t>
+        <w:t>賣點措辭與排序？（案例先行、方法置後之新排序是否符合你的直覺）</w:t>
       </w:r>
     </w:p>
     <w:p>
@@ -276,7 +551,7 @@
           <w:b/>
           <w:sz w:val="28"/>
         </w:rPr>
-        <w:t>三、材料（5 項食材）</w:t>
+        <w:t>三、材料（5 項食材，不變）</w:t>
       </w:r>
     </w:p>
     <w:p>
@@ -287,9 +562,9 @@
         <w:rPr>
           <w:rFonts w:ascii="Times New Roman" w:hAnsi="Times New Roman" w:eastAsia="標楷體"/>
           <w:b w:val="0"/>
-          <w:sz w:val="24"/>
+          <w:sz w:val="22"/>
         </w:rPr>
-        <w:t>材料 1：修正力學模式（門檻黏彈塑 Burgers-Mohr，λ≡T 開關；s1 門檻掃描定準法）——引前作、只寫差異</w:t>
+        <w:t>材料 1：修正力學模式（門檻黏彈塑 Burgers-Mohr；s1 門檻掃描定準法）——引前作、只寫差異</w:t>
       </w:r>
     </w:p>
     <w:p>
@@ -300,9 +575,9 @@
         <w:rPr>
           <w:rFonts w:ascii="Times New Roman" w:hAnsi="Times New Roman" w:eastAsia="標楷體"/>
           <w:b w:val="0"/>
-          <w:sz w:val="24"/>
+          <w:sz w:val="22"/>
         </w:rPr>
-        <w:t>材料 2：三維工程地質模型（坡地 4 層／隧道 6 層／互制模型；340 m 鑽探＋岩心＋室內試驗給出處——202411 附錄 11/12/13）</w:t>
+        <w:t>材料 2：三維工程地質模型（坡地 4 層／隧道 6 層／互制模型；202411 附錄 11/12/13 鑽探試驗出處）</w:t>
       </w:r>
     </w:p>
     <w:p>
@@ -313,9 +588,9 @@
         <w:rPr>
           <w:rFonts w:ascii="Times New Roman" w:hAnsi="Times New Roman" w:eastAsia="標楷體"/>
           <w:b w:val="0"/>
-          <w:sz w:val="24"/>
+          <w:sz w:val="22"/>
         </w:rPr>
-        <w:t>材料 3：真實案例資料（#46 隧道 1233 m、R=50 曲線：LiDAR 全斷面兩期、三期異狀展開圖、裂縫計 110–112 持續緩剪、112 年修復履歷、0403 地震後新裂縫）</w:t>
+        <w:t>材料 3：真實案例資料（#46 隧道 1233 m、R=50 曲線：LiDAR 兩期、三期展開圖、裂縫計、修復履歷）</w:t>
       </w:r>
     </w:p>
     <w:p>
@@ -326,9 +601,9 @@
         <w:rPr>
           <w:rFonts w:ascii="Times New Roman" w:hAnsi="Times New Roman" w:eastAsia="標楷體"/>
           <w:b w:val="0"/>
-          <w:sz w:val="24"/>
+          <w:sz w:val="22"/>
         </w:rPr>
-        <w:t>材料 4：單向弱耦合定版成果（05 v6：11 階段 130 天、37,980 斷鍵、環199/斜19/縱3 m、外壓 946 kPa、左肩推力 1,029 kN/m）</w:t>
+        <w:t>材料 4：單向弱耦合定版成果（05 v6：130 天、37,980 斷鍵、環199/斜19/縱3 m、外壓 946 kPa、推力 1,029 kN/m）</w:t>
       </w:r>
     </w:p>
     <w:p>
@@ -339,9 +614,9 @@
         <w:rPr>
           <w:rFonts w:ascii="Times New Roman" w:hAnsi="Times New Roman" w:eastAsia="標楷體"/>
           <w:b w:val="0"/>
-          <w:sz w:val="24"/>
+          <w:sz w:val="22"/>
         </w:rPr>
-        <w:t>材料 5：雙向強耦合鏈（06 T5：26×5 天交替、D→E 回饋、107,479 斷鍵=2.83×、逐 tick 全紀錄）</w:t>
+        <w:t>材料 5：雙向強耦合鏈（06 T5：26×5 天、D→E 回饋、107,479 斷鍵=2.83×）</w:t>
       </w:r>
     </w:p>
     <w:p>
@@ -351,7 +626,7 @@
           <w:b/>
           <w:sz w:val="28"/>
         </w:rPr>
-        <w:t>四、討論要點（5 項）</w:t>
+        <w:t>四、討論要點（5 項，不變）</w:t>
       </w:r>
     </w:p>
     <w:p>
@@ -362,9 +637,9 @@
         <w:rPr>
           <w:rFonts w:ascii="Times New Roman" w:hAnsi="Times New Roman" w:eastAsia="標楷體"/>
           <w:b w:val="0"/>
-          <w:sz w:val="24"/>
+          <w:sz w:val="22"/>
         </w:rPr>
-        <w:t>・雙向 vs 單向放大之組成（回饋效應 vs 細時距路徑效應；L0 對照鏈拆解）</w:t>
+        <w:t>・雙向 vs 單向放大之分解（L0 對照鏈）</w:t>
       </w:r>
     </w:p>
     <w:p>
@@ -375,9 +650,9 @@
         <w:rPr>
           <w:rFonts w:ascii="Times New Roman" w:hAnsi="Times New Roman" w:eastAsia="標楷體"/>
           <w:b w:val="0"/>
-          <w:sz w:val="24"/>
+          <w:sz w:val="22"/>
         </w:rPr>
-        <w:t>・門檻 T 的物理意義與定準敏感度（回應口委黃老師；與前作 λ≈0.4 之尺度差異論述）</w:t>
+        <w:t>・門檻 T 的物理意義與定準敏感度</w:t>
       </w:r>
     </w:p>
     <w:p>
@@ -388,9 +663,9 @@
         <w:rPr>
           <w:rFonts w:ascii="Times New Roman" w:hAnsi="Times New Roman" w:eastAsia="標楷體"/>
           <w:b w:val="0"/>
-          <w:sz w:val="24"/>
+          <w:sz w:val="22"/>
         </w:rPr>
-        <w:t>・水位擺幅情境（實測 ~30 m vs 模擬 100 m 之情境放大論證）</w:t>
+        <w:t>・水位擺幅情境論證（實測 ~30 m vs 模擬 100 m）</w:t>
       </w:r>
     </w:p>
     <w:p>
@@ -401,7 +676,7 @@
         <w:rPr>
           <w:rFonts w:ascii="Times New Roman" w:hAnsi="Times New Roman" w:eastAsia="標楷體"/>
           <w:b w:val="0"/>
-          <w:sz w:val="24"/>
+          <w:sz w:val="22"/>
         </w:rPr>
         <w:t>・f=0.25 縮尺與趨勢級解讀邊界</w:t>
       </w:r>
@@ -414,9 +689,9 @@
         <w:rPr>
           <w:rFonts w:ascii="Times New Roman" w:hAnsi="Times New Roman" w:eastAsia="標楷體"/>
           <w:b w:val="0"/>
-          <w:sz w:val="24"/>
+          <w:sz w:val="22"/>
         </w:rPr>
-        <w:t>・水位管理＝損傷管理（滯動泵概念收尾）</w:t>
+        <w:t>・水位管理＝損傷管理（滯動泵收尾）</w:t>
       </w:r>
     </w:p>
     <w:sectPr>
